--- a/Decoupe/13_Theodorette.docx
+++ b/Decoupe/13_Theodorette.docx
@@ -205,7 +205,7 @@
           <w:sz w:val="24"/>
           <w:szCs w:val="24"/>
         </w:rPr>
-        <w:t>❧  💬 STATUT NARRATIF  ❧</w:t>
+        <w:t>❧  💬 COMMENT JOUER  ❧</w:t>
       </w:r>
     </w:p>
     <w:p>
@@ -218,7 +218,7 @@
           <w:b/>
           <w:bCs/>
         </w:rPr>
-        <w:t>Suspect.</w:t>
+        <w:t/>
       </w:r>
       <w:r>
         <w:t xml:space="preserve"> Vous mentez par réflexe protecteur. Vous craquez sur Vienne uniquement si Chloé brandit la lettre de chantage. Vous craquez sur votre alibi si Chloé brandit le témoignage de Lady Romanette.</w:t>

--- a/Decoupe/13_Theodorette.docx
+++ b/Decoupe/13_Theodorette.docx
@@ -64,7 +64,7 @@
         <w:jc w:val="both"/>
       </w:pPr>
       <w:r>
-        <w:t>Le contexte. Samedi 6 juin 2026, anniversaire des 30 ans de Lady Chloé. Vous êtes invité au Domaine des Beuhaies. Lady Chloé est rentrée seule à 18h00 et trouve Lady Léa de Pavy morte dans la dépendance — empoisonnée à la digitaline vers 17h25. Le jeu. Lady Chloé enquête seule pendant 1 heure. Sir Amaury est MJ. Vos observations se livrent en conversation, librement. Vos secrets se gardent — il faut un levier pour qu’ils sortent.</w:t>
+        <w:t>Le contexte. Samedi 6 juin 1925, anniversaire des 30 ans de Lady Chloé. Vous êtes invité au Domaine des Beuhaies. Lady Chloé est rentrée seule à 18h00 et trouve Lady Léa de Pavy morte dans la dépendance — empoisonnée à la digitaline vers 17h25. Le jeu. Lady Chloé enquête seule pendant 1 heure. Sir Amaury est MJ. Vos observations se livrent en conversation, librement. Vos secrets se gardent — il faut un levier pour qu’ils sortent.</w:t>
       </w:r>
     </w:p>
     <w:p>
@@ -245,7 +245,7 @@
         <w:jc w:val="both"/>
       </w:pPr>
       <w:r>
-        <w:t>Diplomate respecté. Marié à Lady Amandinette depuis 12 ans. Vous l’aimez profondément. Vous ne soupçonnez RIEN — ni sa vraie identité, ni son geste d’aujourd’hui. Mais vous avez senti son trouble cet après-midi, son absence anormale entre 17h05 et 17h45. Par instinct conjugal, vous avez menti pour elle, sans savoir de quoi vous la protégiez exactement.</w:t>
+        <w:t>Diplomate respecté. Marié à Lady Amandinette depuis 15 ans. Vous l’aimez profondément. Vous ne soupçonnez RIEN — ni sa vraie identité, ni son geste d’aujourd’hui. Mais vous avez senti son trouble cet après-midi, son absence anormale entre 17h05 et 17h45. Par instinct conjugal, vous avez menti pour elle, sans savoir de quoi vous la protégiez exactement.</w:t>
       </w:r>
     </w:p>
     <w:p>

--- a/Decoupe/13_Theodorette.docx
+++ b/Decoupe/13_Theodorette.docx
@@ -1,6 +1,6 @@
 
 <file path=word/document.xml><?xml version="1.0" encoding="utf-8"?>
-<w:document xmlns:wpc="http://schemas.microsoft.com/office/word/2010/wordprocessingCanvas" xmlns:cx="http://schemas.microsoft.com/office/drawing/2014/chartex" xmlns:mc="http://schemas.openxmlformats.org/markup-compatibility/2006" xmlns:o="urn:schemas-microsoft-com:office:office" xmlns:r="http://schemas.openxmlformats.org/officeDocument/2006/relationships" xmlns:m="http://schemas.openxmlformats.org/officeDocument/2006/math" xmlns:v="urn:schemas-microsoft-com:vml" xmlns:wp14="http://schemas.microsoft.com/office/word/2010/wordprocessingDrawing" xmlns:wp="http://schemas.openxmlformats.org/drawingml/2006/wordprocessingDrawing" xmlns:w10="urn:schemas-microsoft-com:office:word" xmlns:w="http://schemas.openxmlformats.org/wordprocessingml/2006/main" xmlns:w14="http://schemas.microsoft.com/office/word/2010/wordml" xmlns:w15="http://schemas.microsoft.com/office/word/2012/wordml" xmlns:wpg="http://schemas.microsoft.com/office/word/2010/wordprocessingGroup" xmlns:wpi="http://schemas.microsoft.com/office/word/2010/wordprocessingInk" xmlns:wne="http://schemas.microsoft.com/office/word/2006/wordml" xmlns:wps="http://schemas.microsoft.com/office/word/2010/wordprocessingShape" mc:Ignorable="w14 w15 wp14">
+<w:document xmlns:ns1="http://schemas.openxmlformats.org/markup-compatibility/2006" xmlns:w="http://schemas.openxmlformats.org/wordprocessingml/2006/main" ns1:Ignorable="w14 w15 wp14">
   <w:body>
     <w:p>
       <w:pPr>
@@ -218,10 +218,10 @@
           <w:b/>
           <w:bCs/>
         </w:rPr>
-        <w:t/>
-      </w:r>
-      <w:r>
-        <w:t xml:space="preserve"> Vous mentez par réflexe protecteur. Vous craquez sur Vienne uniquement si Chloé brandit la lettre de chantage. Vous craquez sur votre alibi si Chloé brandit le témoignage de Lady Romanette.</w:t>
+        <w:t xml:space="preserve"> Vous mentez par réflexe protecteur. Vous craquez sur Vienne uniquement si Chloé brandit la lettre de chantage. Vous craquez sur votre alibi si Chloé brandit le témoignage de Mademoiselle Maëlys Bouchard.</w:t>
+      </w:r>
+      <w:r>
+        <w:t xml:space="preserve"/>
       </w:r>
     </w:p>
     <w:p>
@@ -386,7 +386,7 @@
         <w:jc w:val="both"/>
       </w:pPr>
       <w:r>
-        <w:t>Si Chloé brandit le témoignage de Lady Romanette (vue à 17h20 dans le couloir, défait) → vous craquez sur l’alibi : « J’ai frappé à la salle de bain à 17h05, pas de réponse. Je suis sorti chercher Amandinette au jardin de 17h15 à 17h20. Je ne l’ai pas trouvée. Pardonnez mon mensonge — j’ai voulu la protéger. »</w:t>
+        <w:t xml:space="preserve">Si Chloé brandit le témoignage de Mademoiselle Maëlys Bouchard (vue à 17h20 dans le couloir, défait) → vous craquez sur l’alibi : « J’ai frappé à la salle de bain à 17h05, pas de réponse. Je suis sorti chercher Amandinette au jardin de 17h15 à 17h20. Je ne l’ai pas trouvée. Pardonnez mon mensonge — j’ai voulu la protéger. »</w:t>
       </w:r>
     </w:p>
     <w:p>
@@ -939,7 +939,7 @@
                 <w:sz w:val="22"/>
                 <w:szCs w:val="22"/>
               </w:rPr>
-              <w:t>Vous rentrez bouleversé. Lady Romanette vous voit passer.</w:t>
+              <w:t xml:space="preserve">Vous rentrez bouleversé. Mademoiselle Maëlys Bouchard vous voit passer.</w:t>
             </w:r>
           </w:p>
         </w:tc>

--- a/Decoupe/13_Theodorette.docx
+++ b/Decoupe/13_Theodorette.docx
@@ -237,6 +237,126 @@
           <w:szCs w:val="24"/>
         </w:rPr>
         <w:t>❧  VOTRE IDENTITÉ  ❧</w:t>
+      </w:r>
+    </w:p>
+    <w:p>
+      <w:pPr>
+        <w:spacing w:before="240" w:after="100"/>
+      </w:pPr>
+      <w:r>
+        <w:rPr>
+          <w:b/>
+          <w:bCs/>
+          <w:color w:val="5D4037"/>
+          <w:sz w:val="24"/>
+          <w:szCs w:val="24"/>
+        </w:rPr>
+        <w:t xml:space="preserve">❧  DEUX QUESTIONS RÉCURRENTES (Chloé peut les poser à tout convive)  ❧</w:t>
+      </w:r>
+    </w:p>
+    <w:p>
+      <w:pPr>
+        <w:spacing w:before="240" w:after="100"/>
+      </w:pPr>
+      <w:r>
+        <w:rPr>
+          <w:b/>
+          <w:bCs/>
+          <w:color w:val="5D4037"/>
+          <w:sz w:val="24"/>
+          <w:szCs w:val="24"/>
+        </w:rPr>
+        <w:t xml:space="preserve">Sur Léa : « Connaissance mondaine. Femme brillante, plume redoutée. Je la croisais aux soirées. »</w:t>
+      </w:r>
+    </w:p>
+    <w:p>
+      <w:pPr>
+        <w:spacing w:before="240" w:after="100"/>
+      </w:pPr>
+      <w:r>
+        <w:rPr>
+          <w:b/>
+          <w:bCs/>
+          <w:color w:val="5D4037"/>
+          <w:sz w:val="24"/>
+          <w:szCs w:val="24"/>
+        </w:rPr>
+        <w:t xml:space="preserve">Sur quelque chose d’étrange peu avant sa mort : « Mon épouse Amandinette m’a paru tendue depuis ce matin. Et Léa, plus silencieuse que de coutume. »</w:t>
+      </w:r>
+    </w:p>
+    <w:p>
+      <w:pPr>
+        <w:spacing w:before="240" w:after="100"/>
+      </w:pPr>
+      <w:r>
+        <w:rPr>
+          <w:b/>
+          <w:bCs/>
+          <w:color w:val="5D4037"/>
+          <w:sz w:val="24"/>
+          <w:szCs w:val="24"/>
+        </w:rPr>
+        <w:t xml:space="preserve">❧  VOTRE RESSENTI SUR LA JOURNÉE  ❧</w:t>
+      </w:r>
+    </w:p>
+    <w:p>
+      <w:pPr>
+        <w:spacing w:before="240" w:after="100"/>
+      </w:pPr>
+      <w:r>
+        <w:rPr>
+          <w:b/>
+          <w:bCs/>
+          <w:color w:val="5D4037"/>
+          <w:sz w:val="24"/>
+          <w:szCs w:val="24"/>
+        </w:rPr>
+        <w:t xml:space="preserve">« Inquiet — pour Amandinette, surtout. C’est une nature délicate. »</w:t>
+      </w:r>
+    </w:p>
+    <w:p>
+      <w:pPr>
+        <w:spacing w:before="240" w:after="100"/>
+      </w:pPr>
+      <w:r>
+        <w:rPr>
+          <w:b/>
+          <w:bCs/>
+          <w:color w:val="5D4037"/>
+          <w:sz w:val="24"/>
+          <w:szCs w:val="24"/>
+        </w:rPr>
+        <w:t xml:space="preserve">❧  SI VOUS NE SAVEZ PAS QUOI RÉPONDRE  ❧</w:t>
+      </w:r>
+    </w:p>
+    <w:p>
+      <w:pPr>
+        <w:spacing w:before="240" w:after="100"/>
+      </w:pPr>
+      <w:r>
+        <w:rPr>
+          <w:b/>
+          <w:bCs/>
+          <w:color w:val="5D4037"/>
+          <w:sz w:val="24"/>
+          <w:szCs w:val="24"/>
+        </w:rPr>
+        <w:t xml:space="preserve">Esquive type : « Je n’ai pas suivi tous les détails — j’étais avec mon épouse. »</w:t>
+      </w:r>
+    </w:p>
+    <w:p>
+      <w:pPr>
+        <w:spacing w:before="240" w:after="100"/>
+      </w:pPr>
+      <w:r>
+        <w:rPr>
+          <w:b/>
+          <w:bCs/>
+          <w:color w:val="5D4037"/>
+          <w:sz w:val="24"/>
+          <w:szCs w:val="24"/>
+        </w:rPr>
+        <w:t xml:space="preserve">Sur le chantage Vienne : NIEZ jusqu’à ce que Chloé brandisse la lettre trouvée dans votre manteau.</w:t>
       </w:r>
     </w:p>
     <w:p>

--- a/Decoupe/13_Theodorette.docx
+++ b/Decoupe/13_Theodorette.docx
@@ -119,6 +119,21 @@
           <w:color w:val="6D4C41"/>
         </w:rPr>
         <w:t>« Duc Théodorette de Parisette, diplomate. Mon épouse Amandinette et moi sommes très liés à cette maison. »</w:t>
+      </w:r>
+    </w:p>
+    <w:p>
+      <w:pPr>
+        <w:spacing w:before="120" w:after="120" w:line="300" w:lineRule="auto"/>
+        <w:ind w:left="360" w:right="360"/>
+        <w:jc w:val="both"/>
+      </w:pPr>
+      <w:r>
+        <w:rPr>
+          <w:i/>
+          <w:iCs/>
+          <w:color w:val="6D4C41"/>
+        </w:rPr>
+        <w:t xml:space="preserve">👗 Votre allure. Frac noir de diplomate, gilet gris perle à boutons d'argent, plastron blanc amidonné, fine chaîne de montre en or, gants beurre frais. L'élégance figée d'un homme du protocole — aujourd'hui un peu défaite : le nœud de cravate trahit l'agitation.</w:t>
       </w:r>
     </w:p>
     <w:p>

--- a/Decoupe/13_Theodorette.docx
+++ b/Decoupe/13_Theodorette.docx
@@ -119,21 +119,6 @@
           <w:color w:val="6D4C41"/>
         </w:rPr>
         <w:t>« Duc Théodorette de Parisette, diplomate. Mon épouse Amandinette et moi sommes très liés à cette maison. »</w:t>
-      </w:r>
-    </w:p>
-    <w:p>
-      <w:pPr>
-        <w:spacing w:before="120" w:after="120" w:line="300" w:lineRule="auto"/>
-        <w:ind w:left="360" w:right="360"/>
-        <w:jc w:val="both"/>
-      </w:pPr>
-      <w:r>
-        <w:rPr>
-          <w:i/>
-          <w:iCs/>
-          <w:color w:val="6D4C41"/>
-        </w:rPr>
-        <w:t xml:space="preserve">👗 Votre allure. Frac noir de diplomate, gilet gris perle à boutons d'argent, plastron blanc amidonné, fine chaîne de montre en or, gants beurre frais. L'élégance figée d'un homme du protocole — aujourd'hui un peu défaite : le nœud de cravate trahit l'agitation.</w:t>
       </w:r>
     </w:p>
     <w:p>

--- a/Decoupe/13_Theodorette.docx
+++ b/Decoupe/13_Theodorette.docx
@@ -423,6 +423,246 @@
       </w:r>
       <w:r>
         <w:t xml:space="preserve"> Vous prétendez être resté avec Amandinette à la salle de bain de 17h00 à 17h45. C’EST FAUX — elle n’y était plus quand vous avez frappé à 17h05. Vous l’avez cherchée au jardin entre 17h15 et 17h20. Vous n’avez rien trouvé. Vous mentez pour la protéger, par réflexe, sans savoir pourquoi elle s’est absentée.</w:t>
+      </w:r>
+    </w:p>
+    <w:p>
+      <w:pPr>
+        <w:spacing w:before="60" w:after="60" w:line="300" w:lineRule="auto"/>
+        <w:jc w:val="both"/>
+      </w:pPr>
+      <w:r>
+        <w:rPr>
+          <w:b/>
+          <w:bCs/>
+        </w:rPr>
+        <w:t xml:space="preserve">❧  POUR ENRICHIR VOS RÉPONSES — petit monde, opinions, voix intérieure  ❧</w:t>
+      </w:r>
+      <w:r>
+        <w:t xml:space="preserve"/>
+      </w:r>
+    </w:p>
+    <w:p>
+      <w:pPr>
+        <w:spacing w:before="60" w:after="60" w:line="300" w:lineRule="auto"/>
+        <w:jc w:val="both"/>
+      </w:pPr>
+      <w:r>
+        <w:rPr>
+          <w:b/>
+          <w:bCs/>
+        </w:rPr>
+        <w:t xml:space="preserve">(Guidelines pour les questions banales — ce sont des points de départ, adaptez à votre style.)</w:t>
+      </w:r>
+      <w:r>
+        <w:t xml:space="preserve"/>
+      </w:r>
+    </w:p>
+    <w:p>
+      <w:pPr>
+        <w:spacing w:before="60" w:after="60" w:line="300" w:lineRule="auto"/>
+        <w:jc w:val="both"/>
+      </w:pPr>
+      <w:r>
+        <w:rPr>
+          <w:b/>
+          <w:bCs/>
+        </w:rPr>
+        <w:t xml:space="preserve">Votre vie quotidienne : Diplomate de carrière — Quai d'Orsay, comité Europe centrale. Hôtel rue Saint-Dominique. Journée : ministère, club, dîner en ville.</w:t>
+      </w:r>
+      <w:r>
+        <w:t xml:space="preserve"/>
+      </w:r>
+    </w:p>
+    <w:p>
+      <w:pPr>
+        <w:spacing w:before="60" w:after="60" w:line="300" w:lineRule="auto"/>
+        <w:jc w:val="both"/>
+      </w:pPr>
+      <w:r>
+        <w:rPr>
+          <w:b/>
+          <w:bCs/>
+        </w:rPr>
+        <w:t xml:space="preserve">Vos goûts (à servir si la conversation est culture/loisirs) : Histoire (Tocqueville, Renan), chasse à courre, vins du Médoc.</w:t>
+      </w:r>
+      <w:r>
+        <w:t xml:space="preserve"/>
+      </w:r>
+    </w:p>
+    <w:p>
+      <w:pPr>
+        <w:spacing w:before="60" w:after="60" w:line="300" w:lineRule="auto"/>
+        <w:jc w:val="both"/>
+      </w:pPr>
+      <w:r>
+        <w:rPr>
+          <w:b/>
+          <w:bCs/>
+        </w:rPr>
+        <w:t xml:space="preserve">❧  OPINIONS COURTES sur d'autres convives (à servir si on en parle)  ❧</w:t>
+      </w:r>
+      <w:r>
+        <w:t xml:space="preserve"/>
+      </w:r>
+    </w:p>
+    <w:p>
+      <w:pPr>
+        <w:spacing w:before="60" w:after="60" w:line="300" w:lineRule="auto"/>
+        <w:jc w:val="both"/>
+      </w:pPr>
+      <w:r>
+        <w:rPr>
+          <w:b/>
+          <w:bCs/>
+        </w:rPr>
+        <w:t xml:space="preserve">• Sur Lady Amandinette (votre épouse) : « Mon épouse. N'osez pas insinuer. »</w:t>
+      </w:r>
+      <w:r>
+        <w:t xml:space="preserve"/>
+      </w:r>
+    </w:p>
+    <w:p>
+      <w:pPr>
+        <w:spacing w:before="60" w:after="60" w:line="300" w:lineRule="auto"/>
+        <w:jc w:val="both"/>
+      </w:pPr>
+      <w:r>
+        <w:rPr>
+          <w:b/>
+          <w:bCs/>
+        </w:rPr>
+        <w:t xml:space="preserve">• Sur Sir Tatoine : « Ami de comité. Distrait, mais fidèle. »</w:t>
+      </w:r>
+      <w:r>
+        <w:t xml:space="preserve"/>
+      </w:r>
+    </w:p>
+    <w:p>
+      <w:pPr>
+        <w:spacing w:before="60" w:after="60" w:line="300" w:lineRule="auto"/>
+        <w:jc w:val="both"/>
+      </w:pPr>
+      <w:r>
+        <w:rPr>
+          <w:b/>
+          <w:bCs/>
+        </w:rPr>
+        <w:t xml:space="preserve">• Sur Lady Léa : « Brillante, redoutable. On n'aimait pas la croiser sans préparation. »</w:t>
+      </w:r>
+      <w:r>
+        <w:t xml:space="preserve"/>
+      </w:r>
+    </w:p>
+    <w:p>
+      <w:pPr>
+        <w:spacing w:before="60" w:after="60" w:line="300" w:lineRule="auto"/>
+        <w:jc w:val="both"/>
+      </w:pPr>
+      <w:r>
+        <w:rPr>
+          <w:b/>
+          <w:bCs/>
+        </w:rPr>
+        <w:t xml:space="preserve">• Sur Lord Louis-Marc : « Médecin sobre. Nous jouons parfois au bridge. »</w:t>
+      </w:r>
+      <w:r>
+        <w:t xml:space="preserve"/>
+      </w:r>
+    </w:p>
+    <w:p>
+      <w:pPr>
+        <w:spacing w:before="60" w:after="60" w:line="300" w:lineRule="auto"/>
+        <w:jc w:val="both"/>
+      </w:pPr>
+      <w:r>
+        <w:rPr>
+          <w:b/>
+          <w:bCs/>
+        </w:rPr>
+        <w:t xml:space="preserve">❧  PHRASES TOUTES-PRÊTES (pour ne jamais être à court)  ❧</w:t>
+      </w:r>
+      <w:r>
+        <w:t xml:space="preserve"/>
+      </w:r>
+    </w:p>
+    <w:p>
+      <w:pPr>
+        <w:spacing w:before="60" w:after="60" w:line="300" w:lineRule="auto"/>
+        <w:jc w:val="both"/>
+      </w:pPr>
+      <w:r>
+        <w:rPr>
+          <w:b/>
+          <w:bCs/>
+        </w:rPr>
+        <w:t xml:space="preserve">— « La diplomatie, c'est l'art de faire attendre les colères. »</w:t>
+      </w:r>
+      <w:r>
+        <w:t xml:space="preserve"/>
+      </w:r>
+    </w:p>
+    <w:p>
+      <w:pPr>
+        <w:spacing w:before="60" w:after="60" w:line="300" w:lineRule="auto"/>
+        <w:jc w:val="both"/>
+      </w:pPr>
+      <w:r>
+        <w:rPr>
+          <w:b/>
+          <w:bCs/>
+        </w:rPr>
+        <w:t xml:space="preserve">— « Vienne, vous savez, est une ville étrange — n'insistons pas. »</w:t>
+      </w:r>
+      <w:r>
+        <w:t xml:space="preserve"/>
+      </w:r>
+    </w:p>
+    <w:p>
+      <w:pPr>
+        <w:spacing w:before="60" w:after="60" w:line="300" w:lineRule="auto"/>
+        <w:jc w:val="both"/>
+      </w:pPr>
+      <w:r>
+        <w:rPr>
+          <w:b/>
+          <w:bCs/>
+        </w:rPr>
+        <w:t xml:space="preserve">❧  VOTRE VOIX INTÉRIEURE (à ne PAS dire — mais à laisser influencer votre ton)  ❧</w:t>
+      </w:r>
+      <w:r>
+        <w:t xml:space="preserve"/>
+      </w:r>
+    </w:p>
+    <w:p>
+      <w:pPr>
+        <w:spacing w:before="60" w:after="60" w:line="300" w:lineRule="auto"/>
+        <w:jc w:val="both"/>
+      </w:pPr>
+      <w:r>
+        <w:rPr>
+          <w:b/>
+          <w:bCs/>
+        </w:rPr>
+        <w:t xml:space="preserve">• « Amandinette est tendue depuis ce matin. Je le vois bien. Que cache-t-elle ? »</w:t>
+      </w:r>
+      <w:r>
+        <w:t xml:space="preserve"/>
+      </w:r>
+    </w:p>
+    <w:p>
+      <w:pPr>
+        <w:spacing w:before="60" w:after="60" w:line="300" w:lineRule="auto"/>
+        <w:jc w:val="both"/>
+      </w:pPr>
+      <w:r>
+        <w:rPr>
+          <w:b/>
+          <w:bCs/>
+        </w:rPr>
+        <w:t xml:space="preserve">• « Léa savait pour Vienne. Dieu me pardonne d'y penser — sa mort me soulage à demi. »</w:t>
+      </w:r>
+      <w:r>
+        <w:t xml:space="preserve"/>
       </w:r>
     </w:p>
     <w:p>
